--- a/memos/memo2_gz163.docx
+++ b/memos/memo2_gz163.docx
@@ -110,12 +110,12 @@
     </w:p>
     <w:p>
       <w:r>
-        <w:t>My showcase will highlight the results of my Insight Report, and the answer it offers is shared suppliers. It will present two findings. First, medicines cluster by the firms that supply them. Louvain community detection (Blondel et al., 2008) found seven communities with a modularity of 0.31, above the 0.22 average from 200 shuffled networks, and these communities only partly match disease areas. Second, this structure helps predict who enters next. Density (Hidalgo et al., 2007) measures how close a medicine is to what a firm already supplies. Three-year entry rose from 0.15% at zero density to 8.1% above 0.5. On later test years, adding density raised the share of actual entries found in the top 5% of predictions from 35% to 47%.</w:t>
+        <w:t>My showcase will highlight the results of my Insight Report, and the answer it offers is shared suppliers. Louvain community detection (Blondel et al., 2008) found seven communities with a modularity of 0.31, above the 0.22 average from 200 shuffled networks. This structure also helps predict entry. Density (Hidalgo et al., 2007) measures how close a medicine is to what a firm already supplies. Three-year entry rose from 0.15% at zero density to 8.1% above 0.5.</w:t>
       </w:r>
     </w:p>
     <w:p>
       <w:r>
-        <w:t>These findings matter because 39 medicines bought in 2021-2025 relied on one or two manufacturers. For 31 of them, my model can rank likely new suppliers. For a medicine such as pyronaridine-artesunate, density is zero for every candidate, so a buyer cannot expect the network to point to an entrant. The audience is a market-shaping lead deciding where to spend limited effort.</w:t>
+        <w:t>Market shaping starts from unmet need, and having one or two suppliers does not show a problem by itself. Purchase records cannot show unmet need, so I will use WHO's latest invitations for 71 priority medicines as a public signal. For 39, a firm outside the current suppliers is close. For eight, none is, so a new source may need more active support. For 22, the Global Fund reported no recent purchases, and the network cannot say. The audience is a market-shaping lead who has confirmed a need and wants to know where to start.</w:t>
       </w:r>
     </w:p>
     <w:p>
@@ -133,32 +133,42 @@
     </w:p>
     <w:p>
       <w:r>
-        <w:t>The final product will be an interactive website, The Second Supplier Map, built with D3.js from my output tables and submitted as a web link. A 155-row candidate table is hard to use in a meeting, while a map lets a reader start from one medicine and follow its connections. The site will have three parts:</w:t>
+        <w:t>The final product will be an interactive website, The Medicine Supplier Map, built with D3.js from my output tables and submitted as a web link. It opens with a step-by-step game that needs no medical background:</w:t>
       </w:r>
     </w:p>
     <w:p>
       <w:r>
-        <w:t>1. A guided scroll. Medicines first appear grouped by disease area, then move into their network communities as the reader scrolls, so misfits such as artemether-lumefantrine become visible.</w:t>
+        <w:t>1. The mission. It is 2018, and the reader must get a once-daily HIV pill to more people. Real organizations rarely partner with a company they doubt, so the reader first chooses whether speed, scale or price matters most.</w:t>
       </w:r>
     </w:p>
     <w:p>
       <w:r>
-        <w:t>2. A guessing game. The reader picks a medicine with few suppliers and guesses which firm could enter next, then sees the model's ranking. For bedaquiline, supplied by Janssen and Lupin, Macleods ranks first. This makes the idea of density concrete before any formula appears.</w:t>
+        <w:t>2. Three yearly choices. With names hidden, the reader compares company profiles from my network analysis, spends limited checks on WHO records, then picks a partner. Companies that start first become unavailable.</w:t>
       </w:r>
     </w:p>
     <w:p>
       <w:r>
-        <w:t>3. A supplier finder. The reader can select any of the 31 medicines to see current suppliers, the top five candidates, their density, and whether a text match suggests a WHO prequalification listing. Where density is zero, the site will say that the network offers no signal.</w:t>
+        <w:t>3. The result. Dragging a timeline reveals real deliveries. The site then scores the plan on all three goals, because no plan wins on everything.</w:t>
       </w:r>
     </w:p>
     <w:p>
       <w:r>
-        <w:t>The site will state its limits next to the results. Predictions rest on only 34 test entries, so I will present candidates as a ranking to investigate, not a forecast. PQR also covers only Global Fund-financed purchases, and the WHO flag needs checking by hand.</w:t>
+        <w:t>4. The next call. For medicines WHO requests today, the reader sees which companies call for supply talks and which for approval support.</w:t>
       </w:r>
     </w:p>
     <w:p>
       <w:r>
-        <w:t>I chose this medium because it matches the question a buyer actually asks: not how the network works, but who to call about this medicine.</w:t>
+        <w:t>The evidence and a medicine lookup follow the game.</w:t>
+      </w:r>
+    </w:p>
+    <w:p>
+      <w:r>
+        <w:t>The site will state its limits. The result shows what companies really did, not what a partnership caused. WHO's list signals priority, not a shortage, and predictions rest on only 34 test entries.</w:t>
+      </w:r>
+    </w:p>
+    <w:p>
+      <w:r>
+        <w:t>I chose this medium because making choices under time pressure makes supplier proximity easy to grasp.</w:t>
       </w:r>
     </w:p>
     <w:p>
